--- a/pour enregistrer sur github.docx
+++ b/pour enregistrer sur github.docx
@@ -459,7 +459,7 @@
   <w:style w:type="paragraph" w:default="1" w:styleId="Normal">
     <w:name w:val="Normal"/>
     <w:qFormat/>
-    <w:rsid w:val="007262D1"/>
+    <w:rsid w:val="00BA63BE"/>
   </w:style>
   <w:style w:type="paragraph" w:styleId="Titre1">
     <w:name w:val="heading 1"/>
@@ -665,7 +665,7 @@
     <w:uiPriority w:val="1"/>
     <w:semiHidden/>
     <w:unhideWhenUsed/>
-    <w:rsid w:val="007262D1"/>
+    <w:rsid w:val="00BA63BE"/>
   </w:style>
   <w:style w:type="table" w:default="1" w:styleId="TableauNormal">
     <w:name w:val="Normal Table"/>
@@ -687,7 +687,7 @@
     <w:uiPriority w:val="99"/>
     <w:semiHidden/>
     <w:unhideWhenUsed/>
-    <w:rsid w:val="007262D1"/>
+    <w:rsid w:val="00BA63BE"/>
   </w:style>
   <w:style w:type="character" w:customStyle="1" w:styleId="Titre1Car">
     <w:name w:val="Titre 1 Car"/>

--- a/pour enregistrer sur github.docx
+++ b/pour enregistrer sur github.docx
@@ -6,47 +6,57 @@
       <w:pPr>
         <w:pStyle w:val="Studys"/>
       </w:pPr>
-      <w:proofErr w:type="gramStart"/>
       <w:r>
-        <w:t>git</w:t>
-      </w:r>
-      <w:proofErr w:type="gramEnd"/>
-      <w:r>
-        <w:t xml:space="preserve"> </w:t>
-      </w:r>
-      <w:proofErr w:type="spellStart"/>
-      <w:r>
-        <w:t>add</w:t>
-      </w:r>
-      <w:proofErr w:type="spellEnd"/>
-      <w:r>
-        <w:t xml:space="preserve"> .</w:t>
+        <w:t>git add .</w:t>
       </w:r>
     </w:p>
     <w:p>
       <w:pPr>
         <w:pStyle w:val="Studys"/>
       </w:pPr>
-      <w:proofErr w:type="gramStart"/>
       <w:r>
-        <w:t>git</w:t>
-      </w:r>
-      <w:proofErr w:type="gramEnd"/>
-      <w:r>
-        <w:t xml:space="preserve"> commit -m "Modification du site"</w:t>
+        <w:t>git commit -m "Modification du site"</w:t>
       </w:r>
     </w:p>
     <w:p>
       <w:pPr>
         <w:pStyle w:val="Studys"/>
       </w:pPr>
-      <w:proofErr w:type="gramStart"/>
       <w:r>
-        <w:t>git</w:t>
+        <w:t>git push</w:t>
       </w:r>
-      <w:proofErr w:type="gramEnd"/>
+    </w:p>
+    <w:p>
+      <w:pPr>
+        <w:pStyle w:val="Studys"/>
+      </w:pPr>
+    </w:p>
+    <w:p>
+      <w:pPr>
+        <w:pStyle w:val="Studys"/>
+      </w:pPr>
+    </w:p>
+    <w:p>
+      <w:pPr>
+        <w:pStyle w:val="Studys"/>
+      </w:pPr>
+    </w:p>
+    <w:p>
+      <w:pPr>
+        <w:pStyle w:val="Studys"/>
+      </w:pPr>
+    </w:p>
+    <w:p>
+      <w:pPr>
+        <w:pStyle w:val="Studys"/>
+      </w:pPr>
+    </w:p>
+    <w:p>
+      <w:pPr>
+        <w:pStyle w:val="Studys"/>
+      </w:pPr>
       <w:r>
-        <w:t xml:space="preserve"> push</w:t>
+        <w:t>cd "C:\Users\bonno\OneDrive\Documents\programation\HTML"</w:t>
       </w:r>
     </w:p>
     <w:sectPr>
@@ -665,7 +675,6 @@
     <w:uiPriority w:val="1"/>
     <w:semiHidden/>
     <w:unhideWhenUsed/>
-    <w:rsid w:val="00BA63BE"/>
   </w:style>
   <w:style w:type="table" w:default="1" w:styleId="TableauNormal">
     <w:name w:val="Normal Table"/>
@@ -687,7 +696,6 @@
     <w:uiPriority w:val="99"/>
     <w:semiHidden/>
     <w:unhideWhenUsed/>
-    <w:rsid w:val="00BA63BE"/>
   </w:style>
   <w:style w:type="character" w:customStyle="1" w:styleId="Titre1Car">
     <w:name w:val="Titre 1 Car"/>

--- a/pour enregistrer sur github.docx
+++ b/pour enregistrer sur github.docx
@@ -6,24 +6,52 @@
       <w:pPr>
         <w:pStyle w:val="Studys"/>
       </w:pPr>
+    </w:p>
+    <w:p>
+      <w:pPr>
+        <w:pStyle w:val="Studys"/>
+      </w:pPr>
+      <w:proofErr w:type="gramStart"/>
       <w:r>
-        <w:t>git add .</w:t>
+        <w:t>git</w:t>
+      </w:r>
+      <w:proofErr w:type="gramEnd"/>
+      <w:r>
+        <w:t xml:space="preserve"> </w:t>
+      </w:r>
+      <w:proofErr w:type="spellStart"/>
+      <w:r>
+        <w:t>add</w:t>
+      </w:r>
+      <w:proofErr w:type="spellEnd"/>
+      <w:r>
+        <w:t xml:space="preserve"> .</w:t>
       </w:r>
     </w:p>
     <w:p>
       <w:pPr>
         <w:pStyle w:val="Studys"/>
       </w:pPr>
+      <w:proofErr w:type="gramStart"/>
       <w:r>
-        <w:t>git commit -m "Modification du site"</w:t>
+        <w:t>git</w:t>
+      </w:r>
+      <w:proofErr w:type="gramEnd"/>
+      <w:r>
+        <w:t xml:space="preserve"> commit -m "Modification du site"</w:t>
       </w:r>
     </w:p>
     <w:p>
       <w:pPr>
         <w:pStyle w:val="Studys"/>
       </w:pPr>
+      <w:proofErr w:type="gramStart"/>
       <w:r>
-        <w:t>git push</w:t>
+        <w:t>git</w:t>
+      </w:r>
+      <w:proofErr w:type="gramEnd"/>
+      <w:r>
+        <w:t xml:space="preserve"> push</w:t>
       </w:r>
     </w:p>
     <w:p>
@@ -45,18 +73,13 @@
       <w:pPr>
         <w:pStyle w:val="Studys"/>
       </w:pPr>
-    </w:p>
-    <w:p>
-      <w:pPr>
-        <w:pStyle w:val="Studys"/>
-      </w:pPr>
-    </w:p>
-    <w:p>
-      <w:pPr>
-        <w:pStyle w:val="Studys"/>
-      </w:pPr>
+      <w:proofErr w:type="gramStart"/>
       <w:r>
-        <w:t>cd "C:\Users\bonno\OneDrive\Documents\programation\HTML"</w:t>
+        <w:t>cd</w:t>
+      </w:r>
+      <w:proofErr w:type="gramEnd"/>
+      <w:r>
+        <w:t xml:space="preserve"> "C:\Users\bonno\OneDrive\Documents\programation\HTML"</w:t>
       </w:r>
     </w:p>
     <w:sectPr>
